--- a/Prezentacje/Sprawozdanie.docx
+++ b/Prezentacje/Sprawozdanie.docx
@@ -39,7 +39,8 @@
     <w:tbl>
       <w:tblPr>
         <w:tblStyle w:val="Tabelasiatki7kolorowa"/>
-        <w:tblW w:w="9062" w:type="dxa"/>
+        <w:tblW w:w="10916" w:type="dxa"/>
+        <w:tblInd w:w="-998" w:type="dxa"/>
         <w:tblBorders>
           <w:top w:val="single" w:sz="4" w:space="0" w:color="auto"/>
           <w:left w:val="single" w:sz="4" w:space="0" w:color="auto"/>
@@ -51,11 +52,11 @@
         <w:tblLook w:val="0420" w:firstRow="1" w:lastRow="0" w:firstColumn="0" w:lastColumn="0" w:noHBand="0" w:noVBand="1"/>
       </w:tblPr>
       <w:tblGrid>
-        <w:gridCol w:w="1829"/>
-        <w:gridCol w:w="1140"/>
-        <w:gridCol w:w="1620"/>
-        <w:gridCol w:w="2666"/>
-        <w:gridCol w:w="1807"/>
+        <w:gridCol w:w="1702"/>
+        <w:gridCol w:w="1134"/>
+        <w:gridCol w:w="1843"/>
+        <w:gridCol w:w="3574"/>
+        <w:gridCol w:w="2663"/>
       </w:tblGrid>
       <w:tr>
         <w:trPr>
@@ -63,7 +64,7 @@
         </w:trPr>
         <w:tc>
           <w:tcPr>
-            <w:tcW w:w="1829" w:type="dxa"/>
+            <w:tcW w:w="1702" w:type="dxa"/>
             <w:tcBorders>
               <w:top w:val="none" w:sz="0" w:space="0" w:color="auto"/>
               <w:left w:val="none" w:sz="0" w:space="0" w:color="auto"/>
@@ -79,7 +80,7 @@
         </w:tc>
         <w:tc>
           <w:tcPr>
-            <w:tcW w:w="1140" w:type="dxa"/>
+            <w:tcW w:w="1134" w:type="dxa"/>
             <w:tcBorders>
               <w:top w:val="none" w:sz="0" w:space="0" w:color="auto"/>
               <w:left w:val="none" w:sz="0" w:space="0" w:color="auto"/>
@@ -95,7 +96,7 @@
         </w:tc>
         <w:tc>
           <w:tcPr>
-            <w:tcW w:w="1620" w:type="dxa"/>
+            <w:tcW w:w="1843" w:type="dxa"/>
             <w:tcBorders>
               <w:top w:val="none" w:sz="0" w:space="0" w:color="auto"/>
               <w:left w:val="none" w:sz="0" w:space="0" w:color="auto"/>
@@ -111,7 +112,7 @@
         </w:tc>
         <w:tc>
           <w:tcPr>
-            <w:tcW w:w="2666" w:type="dxa"/>
+            <w:tcW w:w="3574" w:type="dxa"/>
             <w:tcBorders>
               <w:top w:val="none" w:sz="0" w:space="0" w:color="auto"/>
               <w:left w:val="none" w:sz="0" w:space="0" w:color="auto"/>
@@ -127,7 +128,7 @@
         </w:tc>
         <w:tc>
           <w:tcPr>
-            <w:tcW w:w="1807" w:type="dxa"/>
+            <w:tcW w:w="2663" w:type="dxa"/>
             <w:tcBorders>
               <w:top w:val="none" w:sz="0" w:space="0" w:color="auto"/>
               <w:left w:val="none" w:sz="0" w:space="0" w:color="auto"/>
@@ -148,7 +149,7 @@
         </w:trPr>
         <w:tc>
           <w:tcPr>
-            <w:tcW w:w="1829" w:type="dxa"/>
+            <w:tcW w:w="1702" w:type="dxa"/>
             <w:shd w:val="clear" w:color="auto" w:fill="FFFFFF" w:themeFill="background1"/>
           </w:tcPr>
           <w:p>
@@ -159,7 +160,7 @@
         </w:tc>
         <w:tc>
           <w:tcPr>
-            <w:tcW w:w="1140" w:type="dxa"/>
+            <w:tcW w:w="1134" w:type="dxa"/>
             <w:shd w:val="clear" w:color="auto" w:fill="FFFFFF" w:themeFill="background1"/>
           </w:tcPr>
           <w:p>
@@ -170,7 +171,7 @@
         </w:tc>
         <w:tc>
           <w:tcPr>
-            <w:tcW w:w="1620" w:type="dxa"/>
+            <w:tcW w:w="1843" w:type="dxa"/>
             <w:shd w:val="clear" w:color="auto" w:fill="FFFFFF" w:themeFill="background1"/>
           </w:tcPr>
           <w:p>
@@ -181,7 +182,7 @@
         </w:tc>
         <w:tc>
           <w:tcPr>
-            <w:tcW w:w="2666" w:type="dxa"/>
+            <w:tcW w:w="3574" w:type="dxa"/>
             <w:shd w:val="clear" w:color="auto" w:fill="FFFFFF" w:themeFill="background1"/>
           </w:tcPr>
           <w:p>
@@ -189,13 +190,22 @@
               <w:t>Układ automatycznej regulacji</w:t>
             </w:r>
             <w:r>
-              <w:t xml:space="preserve"> w sieci</w:t>
-            </w:r>
-          </w:p>
-        </w:tc>
-        <w:tc>
-          <w:tcPr>
-            <w:tcW w:w="1807" w:type="dxa"/>
+              <w:t xml:space="preserve"> </w:t>
+            </w:r>
+            <w:r>
+              <w:t xml:space="preserve">działający </w:t>
+            </w:r>
+            <w:r>
+              <w:t>w sieci</w:t>
+            </w:r>
+            <w:r>
+              <w:t xml:space="preserve"> komputerowej</w:t>
+            </w:r>
+          </w:p>
+        </w:tc>
+        <w:tc>
+          <w:tcPr>
+            <w:tcW w:w="2663" w:type="dxa"/>
             <w:shd w:val="clear" w:color="auto" w:fill="FFFFFF" w:themeFill="background1"/>
           </w:tcPr>
           <w:p>
@@ -524,7 +534,7 @@
               <w:pStyle w:val="Akapitzlist"/>
               <w:numPr>
                 <w:ilvl w:val="0"/>
-                <w:numId w:val="2"/>
+                <w:numId w:val="1"/>
               </w:numPr>
             </w:pPr>
             <w:r>
@@ -551,7 +561,7 @@
               <w:pStyle w:val="Akapitzlist"/>
               <w:numPr>
                 <w:ilvl w:val="0"/>
-                <w:numId w:val="2"/>
+                <w:numId w:val="1"/>
               </w:numPr>
             </w:pPr>
             <w:r>
@@ -563,7 +573,7 @@
               <w:pStyle w:val="Akapitzlist"/>
               <w:numPr>
                 <w:ilvl w:val="0"/>
-                <w:numId w:val="2"/>
+                <w:numId w:val="1"/>
               </w:numPr>
             </w:pPr>
             <w:r>
@@ -581,7 +591,7 @@
               <w:pStyle w:val="Akapitzlist"/>
               <w:numPr>
                 <w:ilvl w:val="0"/>
-                <w:numId w:val="2"/>
+                <w:numId w:val="1"/>
               </w:numPr>
             </w:pPr>
             <w:r>
@@ -602,7 +612,7 @@
               <w:pStyle w:val="Akapitzlist"/>
               <w:numPr>
                 <w:ilvl w:val="0"/>
-                <w:numId w:val="2"/>
+                <w:numId w:val="1"/>
               </w:numPr>
             </w:pPr>
             <w:r>
@@ -614,7 +624,7 @@
               <w:pStyle w:val="Akapitzlist"/>
               <w:numPr>
                 <w:ilvl w:val="0"/>
-                <w:numId w:val="2"/>
+                <w:numId w:val="1"/>
               </w:numPr>
             </w:pPr>
             <w:r>
@@ -641,6 +651,299 @@
         <w:t>serializacja</w:t>
       </w:r>
       <w:proofErr w:type="spellEnd"/>
+    </w:p>
+    <w:tbl>
+      <w:tblPr>
+        <w:tblStyle w:val="Tabela-Siatka"/>
+        <w:tblpPr w:leftFromText="141" w:rightFromText="141" w:vertAnchor="text" w:horzAnchor="margin" w:tblpXSpec="center" w:tblpY="1560"/>
+        <w:tblW w:w="0" w:type="auto"/>
+        <w:tblLook w:val="04A0" w:firstRow="1" w:lastRow="0" w:firstColumn="1" w:lastColumn="0" w:noHBand="0" w:noVBand="1"/>
+      </w:tblPr>
+      <w:tblGrid>
+        <w:gridCol w:w="345"/>
+        <w:gridCol w:w="1777"/>
+        <w:gridCol w:w="708"/>
+        <w:gridCol w:w="709"/>
+      </w:tblGrid>
+      <w:tr>
+        <w:tc>
+          <w:tcPr>
+            <w:tcW w:w="3539" w:type="dxa"/>
+            <w:gridSpan w:val="4"/>
+          </w:tcPr>
+          <w:p>
+            <w:pPr>
+              <w:jc w:val="center"/>
+              <w:rPr>
+                <w:b/>
+                <w:bCs/>
+              </w:rPr>
+            </w:pPr>
+            <w:r>
+              <w:rPr>
+                <w:b/>
+                <w:bCs/>
+              </w:rPr>
+              <w:t>BAJTY</w:t>
+            </w:r>
+          </w:p>
+        </w:tc>
+      </w:tr>
+      <w:tr>
+        <w:tc>
+          <w:tcPr>
+            <w:tcW w:w="345" w:type="dxa"/>
+            <w:tcBorders>
+              <w:top w:val="single" w:sz="4" w:space="0" w:color="auto"/>
+              <w:left w:val="single" w:sz="4" w:space="0" w:color="auto"/>
+              <w:bottom w:val="single" w:sz="4" w:space="0" w:color="auto"/>
+              <w:right w:val="nil"/>
+            </w:tcBorders>
+          </w:tcPr>
+          <w:p>
+            <w:pPr>
+              <w:rPr>
+                <w:b/>
+                <w:bCs/>
+                <w:i/>
+                <w:iCs/>
+              </w:rPr>
+            </w:pPr>
+            <w:r>
+              <w:rPr>
+                <w:b/>
+                <w:bCs/>
+                <w:i/>
+                <w:iCs/>
+              </w:rPr>
+              <w:t>0</w:t>
+            </w:r>
+          </w:p>
+        </w:tc>
+        <w:tc>
+          <w:tcPr>
+            <w:tcW w:w="1777" w:type="dxa"/>
+            <w:tcBorders>
+              <w:top w:val="single" w:sz="4" w:space="0" w:color="auto"/>
+              <w:left w:val="nil"/>
+              <w:bottom w:val="single" w:sz="4" w:space="0" w:color="auto"/>
+              <w:right w:val="single" w:sz="4" w:space="0" w:color="auto"/>
+            </w:tcBorders>
+          </w:tcPr>
+          <w:p>
+            <w:pPr>
+              <w:jc w:val="right"/>
+              <w:rPr>
+                <w:b/>
+                <w:bCs/>
+                <w:i/>
+                <w:iCs/>
+              </w:rPr>
+            </w:pPr>
+            <w:r>
+              <w:rPr>
+                <w:b/>
+                <w:bCs/>
+                <w:i/>
+                <w:iCs/>
+              </w:rPr>
+              <w:t>1</w:t>
+            </w:r>
+          </w:p>
+        </w:tc>
+        <w:tc>
+          <w:tcPr>
+            <w:tcW w:w="708" w:type="dxa"/>
+            <w:tcBorders>
+              <w:left w:val="single" w:sz="4" w:space="0" w:color="auto"/>
+              <w:right w:val="nil"/>
+            </w:tcBorders>
+          </w:tcPr>
+          <w:p>
+            <w:pPr>
+              <w:rPr>
+                <w:b/>
+                <w:bCs/>
+                <w:i/>
+                <w:iCs/>
+              </w:rPr>
+            </w:pPr>
+            <w:r>
+              <w:rPr>
+                <w:b/>
+                <w:bCs/>
+                <w:i/>
+                <w:iCs/>
+              </w:rPr>
+              <w:t>1</w:t>
+            </w:r>
+          </w:p>
+        </w:tc>
+        <w:tc>
+          <w:tcPr>
+            <w:tcW w:w="709" w:type="dxa"/>
+            <w:tcBorders>
+              <w:left w:val="nil"/>
+            </w:tcBorders>
+          </w:tcPr>
+          <w:p>
+            <w:pPr>
+              <w:jc w:val="right"/>
+              <w:rPr>
+                <w:b/>
+                <w:bCs/>
+                <w:i/>
+                <w:iCs/>
+              </w:rPr>
+            </w:pPr>
+            <w:r>
+              <w:rPr>
+                <w:b/>
+                <w:bCs/>
+                <w:i/>
+                <w:iCs/>
+              </w:rPr>
+              <w:t>n</w:t>
+            </w:r>
+          </w:p>
+        </w:tc>
+      </w:tr>
+      <w:tr>
+        <w:tc>
+          <w:tcPr>
+            <w:tcW w:w="2122" w:type="dxa"/>
+            <w:gridSpan w:val="2"/>
+            <w:tcBorders>
+              <w:top w:val="single" w:sz="4" w:space="0" w:color="auto"/>
+            </w:tcBorders>
+          </w:tcPr>
+          <w:p>
+            <w:proofErr w:type="spellStart"/>
+            <w:r>
+              <w:t>ProtocolAction</w:t>
+            </w:r>
+            <w:proofErr w:type="spellEnd"/>
+          </w:p>
+        </w:tc>
+        <w:tc>
+          <w:tcPr>
+            <w:tcW w:w="1417" w:type="dxa"/>
+            <w:gridSpan w:val="2"/>
+          </w:tcPr>
+          <w:p>
+            <w:pPr>
+              <w:keepNext/>
+            </w:pPr>
+            <w:proofErr w:type="spellStart"/>
+            <w:r>
+              <w:t>Payload</w:t>
+            </w:r>
+            <w:proofErr w:type="spellEnd"/>
+          </w:p>
+        </w:tc>
+      </w:tr>
+    </w:tbl>
+    <w:p>
+      <w:r>
+        <w:t xml:space="preserve">Protokół komunikacyjny działa w większości przez TCP, choć ma możliwość przesyłania próbek symulacji przez dedykowany </w:t>
+      </w:r>
+      <w:proofErr w:type="spellStart"/>
+      <w:r>
+        <w:t>socket</w:t>
+      </w:r>
+      <w:proofErr w:type="spellEnd"/>
+      <w:r>
+        <w:t xml:space="preserve"> UDP. </w:t>
+      </w:r>
+      <w:r>
+        <w:t>Nagłówki reprezentujemy przez tryb wyliczeniowy</w:t>
+      </w:r>
+      <w:r>
+        <w:t xml:space="preserve"> (</w:t>
+      </w:r>
+      <w:proofErr w:type="spellStart"/>
+      <w:r>
+        <w:t>ProtocolActions</w:t>
+      </w:r>
+      <w:proofErr w:type="spellEnd"/>
+      <w:r>
+        <w:t>)</w:t>
+      </w:r>
+      <w:r>
+        <w:t xml:space="preserve">, który jest </w:t>
+      </w:r>
+      <w:proofErr w:type="spellStart"/>
+      <w:r>
+        <w:t>serializowany</w:t>
+      </w:r>
+      <w:proofErr w:type="spellEnd"/>
+      <w:r>
+        <w:t xml:space="preserve"> do </w:t>
+      </w:r>
+      <w:r>
+        <w:t>segmentu</w:t>
+      </w:r>
+      <w:r>
+        <w:t xml:space="preserve"> jako pierwszy. </w:t>
+      </w:r>
+      <w:r>
+        <w:t xml:space="preserve">Budowa ramek została przedstawiona </w:t>
+      </w:r>
+      <w:r>
+        <w:rPr>
+          <w:i/>
+          <w:iCs/>
+        </w:rPr>
+        <w:t>tab</w:t>
+      </w:r>
+      <w:r>
+        <w:rPr>
+          <w:i/>
+          <w:iCs/>
+        </w:rPr>
+        <w:t>. 1.</w:t>
+      </w:r>
+    </w:p>
+    <w:p>
+      <w:pPr>
+        <w:pStyle w:val="Legenda"/>
+        <w:keepNext/>
+      </w:pPr>
+    </w:p>
+    <w:p>
+      <w:pPr>
+        <w:pStyle w:val="Legenda"/>
+        <w:keepNext/>
+      </w:pPr>
+    </w:p>
+    <w:p>
+      <w:pPr>
+        <w:pStyle w:val="Legenda"/>
+        <w:framePr w:h="201" w:hRule="exact" w:hSpace="141" w:wrap="around" w:vAnchor="text" w:hAnchor="page" w:x="2981" w:y="196"/>
+      </w:pPr>
+      <w:r>
+        <w:t xml:space="preserve">Tabela </w:t>
+      </w:r>
+      <w:fldSimple w:instr=" SEQ Tabela \* ARABIC ">
+        <w:r>
+          <w:rPr>
+            <w:noProof/>
+          </w:rPr>
+          <w:t>1</w:t>
+        </w:r>
+      </w:fldSimple>
+      <w:r>
+        <w:t xml:space="preserve"> </w:t>
+      </w:r>
+      <w:r>
+        <w:t>Format segmentu wykorzystywanego przez protokół komunikacyjny.</w:t>
+      </w:r>
+    </w:p>
+    <w:p>
+      <w:pPr>
+        <w:pStyle w:val="Legenda"/>
+        <w:keepNext/>
+      </w:pPr>
     </w:p>
     <w:p>
       <w:r>
@@ -650,18 +953,26 @@
         <mc:AlternateContent>
           <mc:Choice Requires="wps">
             <w:drawing>
-              <wp:anchor distT="0" distB="0" distL="114300" distR="114300" simplePos="0" relativeHeight="251660288" behindDoc="0" locked="0" layoutInCell="1" allowOverlap="1" wp14:anchorId="3BF8D810" wp14:editId="28F52A40">
+              <wp:anchor distT="0" distB="0" distL="114300" distR="114300" simplePos="0" relativeHeight="251666432" behindDoc="1" locked="0" layoutInCell="1" allowOverlap="1" wp14:anchorId="6B502F04" wp14:editId="4D58E746">
                 <wp:simplePos x="0" y="0"/>
-                <wp:positionH relativeFrom="column">
-                  <wp:posOffset>2566035</wp:posOffset>
+                <wp:positionH relativeFrom="margin">
+                  <wp:align>left</wp:align>
                 </wp:positionH>
                 <wp:positionV relativeFrom="paragraph">
-                  <wp:posOffset>5144135</wp:posOffset>
+                  <wp:posOffset>3609340</wp:posOffset>
                 </wp:positionV>
-                <wp:extent cx="3576320" cy="635"/>
-                <wp:effectExtent l="0" t="0" r="0" b="0"/>
-                <wp:wrapSquare wrapText="bothSides"/>
-                <wp:docPr id="2028162861" name="Pole tekstowe 1"/>
+                <wp:extent cx="3576320" cy="158750"/>
+                <wp:effectExtent l="0" t="0" r="5080" b="0"/>
+                <wp:wrapTight wrapText="bothSides">
+                  <wp:wrapPolygon edited="0">
+                    <wp:start x="0" y="0"/>
+                    <wp:lineTo x="0" y="18144"/>
+                    <wp:lineTo x="21516" y="18144"/>
+                    <wp:lineTo x="21516" y="0"/>
+                    <wp:lineTo x="0" y="0"/>
+                  </wp:wrapPolygon>
+                </wp:wrapTight>
+                <wp:docPr id="497457756" name="Pole tekstowe 1"/>
                 <wp:cNvGraphicFramePr/>
                 <a:graphic xmlns:a="http://schemas.openxmlformats.org/drawingml/2006/main">
                   <a:graphicData uri="http://schemas.microsoft.com/office/word/2010/wordprocessingShape">
@@ -670,7 +981,7 @@
                       <wps:spPr>
                         <a:xfrm>
                           <a:off x="0" y="0"/>
-                          <a:ext cx="3576320" cy="635"/>
+                          <a:ext cx="3576320" cy="158750"/>
                         </a:xfrm>
                         <a:prstGeom prst="rect">
                           <a:avLst/>
@@ -687,6 +998,9 @@
                           <w:p>
                             <w:pPr>
                               <w:pStyle w:val="Legenda"/>
+                              <w:rPr>
+                                <w:noProof/>
+                              </w:rPr>
                             </w:pPr>
                             <w:r>
                               <w:t xml:space="preserve">Rysunek </w:t>
@@ -700,7 +1014,10 @@
                               </w:r>
                             </w:fldSimple>
                             <w:r>
-                              <w:t xml:space="preserve"> Kod (de)</w:t>
+                              <w:t xml:space="preserve"> </w:t>
+                            </w:r>
+                            <w:r>
+                              <w:t>Kod (de)</w:t>
                             </w:r>
                             <w:proofErr w:type="spellStart"/>
                             <w:r>
@@ -717,72 +1034,100 @@
                         <a:prstTxWarp prst="textNoShape">
                           <a:avLst/>
                         </a:prstTxWarp>
-                        <a:spAutoFit/>
+                        <a:noAutofit/>
                       </wps:bodyPr>
                     </wps:wsp>
                   </a:graphicData>
                 </a:graphic>
+                <wp14:sizeRelV relativeFrom="margin">
+                  <wp14:pctHeight>0</wp14:pctHeight>
+                </wp14:sizeRelV>
               </wp:anchor>
             </w:drawing>
           </mc:Choice>
           <mc:Fallback>
             <w:pict>
-              <v:shapetype w14:anchorId="3BF8D810" id="_x0000_t202" coordsize="21600,21600" o:spt="202" path="m,l,21600r21600,l21600,xe">
+              <v:shapetype w14:anchorId="6B502F04" id="_x0000_t202" coordsize="21600,21600" o:spt="202" path="m,l,21600r21600,l21600,xe">
                 <v:stroke joinstyle="miter"/>
                 <v:path gradientshapeok="t" o:connecttype="rect"/>
               </v:shapetype>
-              <v:shape id="Pole tekstowe 1" o:spid="_x0000_s1026" type="#_x0000_t202" style="position:absolute;margin-left:202.05pt;margin-top:405.05pt;width:281.6pt;height:.05pt;z-index:251660288;visibility:visible;mso-wrap-style:square;mso-wrap-distance-left:9pt;mso-wrap-distance-top:0;mso-wrap-distance-right:9pt;mso-wrap-distance-bottom:0;mso-position-horizontal:absolute;mso-position-horizontal-relative:text;mso-position-vertical:absolute;mso-position-vertical-relative:text;v-text-anchor:top" o:gfxdata="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" stroked="f">
-                <v:textbox style="mso-fit-shape-to-text:t" inset="0,0,0,0">
+              <v:shape id="Pole tekstowe 1" o:spid="_x0000_s1026" type="#_x0000_t202" style="position:absolute;margin-left:0;margin-top:284.2pt;width:281.6pt;height:12.5pt;z-index:-251650048;visibility:visible;mso-wrap-style:square;mso-height-percent:0;mso-wrap-distance-left:9pt;mso-wrap-distance-top:0;mso-wrap-distance-right:9pt;mso-wrap-distance-bottom:0;mso-position-horizontal:left;mso-position-horizontal-relative:margin;mso-position-vertical:absolute;mso-position-vertical-relative:text;mso-height-percent:0;mso-height-relative:margin;v-text-anchor:top" o:gfxdata="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" stroked="f">
+                <v:textbox inset="0,0,0,0">
                   <w:txbxContent>
                     <w:p>
                       <w:pPr>
                         <w:pStyle w:val="Legenda"/>
+                        <w:rPr>
+                          <w:noProof/>
+                        </w:rPr>
                       </w:pPr>
                       <w:r>
                         <w:t xml:space="preserve">Rysunek </w:t>
                       </w:r>
-                      <w:fldSimple w:instr=" SEQ Rysunek \* ARABIC ">
-                        <w:r>
-                          <w:rPr>
-                            <w:noProof/>
-                          </w:rPr>
-                          <w:t>1</w:t>
-                        </w:r>
-                      </w:fldSimple>
                       <w:r>
-                        <w:t xml:space="preserve"> Kod (de)</w:t>
+                        <w:fldChar w:fldCharType="begin"/>
                       </w:r>
-                      <w:proofErr w:type="spellStart"/>
                       <w:r>
-                        <w:t>serializacji</w:t>
+                        <w:instrText xml:space="preserve"> SEQ Rysunek \* ARABIC </w:instrText>
                       </w:r>
-                      <w:proofErr w:type="spellEnd"/>
                       <w:r>
-                        <w:t xml:space="preserve"> próbki symulacji</w:t>
+                        <w:fldChar w:fldCharType="separate"/>
+                      </w:r>
+                      <w:r>
+                        <w:rPr>
+                          <w:noProof/>
+                        </w:rPr>
+                        <w:t>1</w:t>
+                      </w:r>
+                      <w:r>
+                        <w:fldChar w:fldCharType="end"/>
+                      </w:r>
+                      <w:r>
+                        <w:t xml:space="preserve"> </w:t>
+                      </w:r>
+                      <w:r>
+                        <w:t>Kod (de)serializacji próbki symulacji</w:t>
                       </w:r>
                     </w:p>
                   </w:txbxContent>
                 </v:textbox>
-                <w10:wrap type="square"/>
+                <w10:wrap type="tight" anchorx="margin"/>
               </v:shape>
             </w:pict>
           </mc:Fallback>
         </mc:AlternateContent>
       </w:r>
       <w:r>
+        <w:rPr>
+          <w:noProof/>
+        </w:rPr>
         <w:drawing>
-          <wp:anchor distT="0" distB="0" distL="114300" distR="114300" simplePos="0" relativeHeight="251658240" behindDoc="0" locked="0" layoutInCell="1" allowOverlap="1" wp14:anchorId="60973A87" wp14:editId="5F933FE6">
+          <wp:anchor distT="0" distB="0" distL="114300" distR="114300" simplePos="0" relativeHeight="251664384" behindDoc="1" locked="0" layoutInCell="1" allowOverlap="1" wp14:anchorId="60973A87" wp14:editId="630D8AA5">
             <wp:simplePos x="0" y="0"/>
-            <wp:positionH relativeFrom="column">
-              <wp:posOffset>2566300</wp:posOffset>
+            <wp:positionH relativeFrom="margin">
+              <wp:posOffset>-635</wp:posOffset>
             </wp:positionH>
             <wp:positionV relativeFrom="paragraph">
-              <wp:posOffset>2536092</wp:posOffset>
+              <wp:posOffset>1136650</wp:posOffset>
             </wp:positionV>
             <wp:extent cx="3576320" cy="2551430"/>
             <wp:effectExtent l="0" t="0" r="5080" b="1270"/>
-            <wp:wrapSquare wrapText="bothSides"/>
-            <wp:docPr id="347542534" name="Obraz 1"/>
+            <wp:wrapTight wrapText="bothSides">
+              <wp:wrapPolygon edited="0">
+                <wp:start x="0" y="0"/>
+                <wp:lineTo x="0" y="21449"/>
+                <wp:lineTo x="21516" y="21449"/>
+                <wp:lineTo x="21516" y="0"/>
+                <wp:lineTo x="0" y="0"/>
+              </wp:wrapPolygon>
+            </wp:wrapTight>
+            <wp:docPr id="1375104458" name="Picture 1375104458">
+              <a:extLst xmlns:a="http://schemas.openxmlformats.org/drawingml/2006/main">
+                <a:ext uri="{FF2B5EF4-FFF2-40B4-BE49-F238E27FC236}">
+                  <a16:creationId xmlns:a16="http://schemas.microsoft.com/office/drawing/2014/main" id="{F3BC9EF0-40C6-4F3A-AEA5-92A1E5593CE2}"/>
+                </a:ext>
+              </a:extLst>
+            </wp:docPr>
             <wp:cNvGraphicFramePr>
               <a:graphicFrameLocks xmlns:a="http://schemas.openxmlformats.org/drawingml/2006/main" noChangeAspect="1"/>
             </wp:cNvGraphicFramePr>
@@ -790,11 +1135,11 @@
               <a:graphicData uri="http://schemas.openxmlformats.org/drawingml/2006/picture">
                 <pic:pic xmlns:pic="http://schemas.openxmlformats.org/drawingml/2006/picture">
                   <pic:nvPicPr>
-                    <pic:cNvPr id="347542534" name=""/>
+                    <pic:cNvPr id="1375104458" name=""/>
                     <pic:cNvPicPr/>
                   </pic:nvPicPr>
                   <pic:blipFill>
-                    <a:blip r:embed="rId6">
+                    <a:blip r:embed="rId5">
                       <a:extLst>
                         <a:ext uri="{28A0092B-C50C-407E-A947-70E740481C1C}">
                           <a14:useLocalDpi xmlns:a14="http://schemas.microsoft.com/office/drawing/2010/main" val="0"/>
@@ -817,175 +1162,116 @@
                 </pic:pic>
               </a:graphicData>
             </a:graphic>
-            <wp14:sizeRelH relativeFrom="margin">
-              <wp14:pctWidth>0</wp14:pctWidth>
-            </wp14:sizeRelH>
-            <wp14:sizeRelV relativeFrom="margin">
-              <wp14:pctHeight>0</wp14:pctHeight>
-            </wp14:sizeRelV>
           </wp:anchor>
         </w:drawing>
       </w:r>
       <w:r>
-        <w:t xml:space="preserve">Protokół komunikacyjny działa w większości przez TCP, choć ma możliwość przesyłania próbek symulacji przez dedykowany </w:t>
+        <w:t xml:space="preserve">Możemy wyróżnić </w:t>
+      </w:r>
+      <w:r>
+        <w:t xml:space="preserve">segmenty </w:t>
+      </w:r>
+      <w:r>
+        <w:t>zawierające jedynie nagłówek</w:t>
+      </w:r>
+      <w:r>
+        <w:t>. T</w:t>
+      </w:r>
+      <w:r>
+        <w:t xml:space="preserve">ego rodzaju </w:t>
+      </w:r>
+      <w:r>
+        <w:t>segmenty</w:t>
+      </w:r>
+      <w:r>
+        <w:t xml:space="preserve"> służą do prostego sygnalizowania pojedynczej zmiany. Mamy także </w:t>
+      </w:r>
+      <w:r>
+        <w:t>segmenty</w:t>
+      </w:r>
+      <w:r>
+        <w:t xml:space="preserve"> konfiguracyjne (CONFIG_*), które jako swój </w:t>
       </w:r>
       <w:proofErr w:type="spellStart"/>
       <w:r>
-        <w:t>socket</w:t>
+        <w:t>payload</w:t>
       </w:r>
       <w:proofErr w:type="spellEnd"/>
       <w:r>
-        <w:t xml:space="preserve"> UDP. </w:t>
-      </w:r>
-      <w:r>
-        <w:t>Nagłówki reprezentujemy przez tryb wyliczeniowy</w:t>
-      </w:r>
-      <w:r>
-        <w:t xml:space="preserve"> (</w:t>
+        <w:t xml:space="preserve"> zawierają </w:t>
       </w:r>
       <w:proofErr w:type="spellStart"/>
       <w:r>
-        <w:t>ProtocolActions</w:t>
+        <w:t>zserializowany</w:t>
       </w:r>
       <w:proofErr w:type="spellEnd"/>
       <w:r>
-        <w:t>)</w:t>
-      </w:r>
-      <w:r>
-        <w:t xml:space="preserve">, który jest </w:t>
+        <w:t xml:space="preserve"> binarnie obiekt </w:t>
       </w:r>
       <w:proofErr w:type="spellStart"/>
       <w:r>
-        <w:t>serializowany</w:t>
+        <w:t>QByteArray</w:t>
       </w:r>
       <w:proofErr w:type="spellEnd"/>
       <w:r>
-        <w:t xml:space="preserve"> do </w:t>
-      </w:r>
-      <w:r>
-        <w:t>segmentu</w:t>
-      </w:r>
-      <w:r>
-        <w:t xml:space="preserve"> jako pierwszy. </w:t>
-      </w:r>
-      <w:r>
-        <w:t xml:space="preserve">Budowa ramek została przedstawiona na </w:t>
+        <w:t xml:space="preserve"> zawierający odpowiednią konfigurację, która jest odtwarzana na instancji, która odbiera konfigurację. Ponieważ przy komunikacji TCP zapewniona jest spójność kolejność </w:t>
+      </w:r>
+      <w:r>
+        <w:t>segmen</w:t>
+      </w:r>
+      <w:r>
+        <w:t xml:space="preserve">tów, </w:t>
+      </w:r>
+      <w:r>
+        <w:br/>
+      </w:r>
+      <w:r>
+        <w:t xml:space="preserve">w samym protokole nie ma pól sumy kontrolnej, ani kolejności </w:t>
+      </w:r>
+      <w:r>
+        <w:t>segmentó</w:t>
+      </w:r>
+      <w:r>
+        <w:t>w (</w:t>
+      </w:r>
+      <w:proofErr w:type="gramStart"/>
+      <w:r>
+        <w:t>za wyjątkiem</w:t>
+      </w:r>
+      <w:proofErr w:type="gramEnd"/>
+      <w:r>
+        <w:t xml:space="preserve"> </w:t>
+      </w:r>
+      <w:proofErr w:type="spellStart"/>
+      <w:r>
+        <w:t>datagramów</w:t>
+      </w:r>
+      <w:proofErr w:type="spellEnd"/>
+      <w:r>
+        <w:t xml:space="preserve"> z </w:t>
+      </w:r>
+      <w:r>
+        <w:t>prób</w:t>
+      </w:r>
+      <w:r>
+        <w:t>kami</w:t>
+      </w:r>
+      <w:r>
+        <w:t xml:space="preserve"> symulacji, które mogą być przesyłane po UDP). Na </w:t>
       </w:r>
       <w:r>
         <w:rPr>
           <w:i/>
           <w:iCs/>
         </w:rPr>
-        <w:t>rys. 1</w:t>
-      </w:r>
-      <w:r>
-        <w:t>.</w:t>
-      </w:r>
-    </w:p>
-    <w:p>
-      <w:pPr>
-        <w:rPr>
-          <w:b/>
-          <w:bCs/>
-        </w:rPr>
-      </w:pPr>
-      <w:r>
-        <w:rPr>
-          <w:b/>
-          <w:bCs/>
-        </w:rPr>
-        <w:t>TU WSTAW RYSUNEK Z BUDOWĄ SEGMENTÓW</w:t>
-      </w:r>
-    </w:p>
-    <w:p>
-      <w:r>
-        <w:t xml:space="preserve"> Możemy wyróżnić </w:t>
-      </w:r>
-      <w:r>
-        <w:t xml:space="preserve">segmenty </w:t>
-      </w:r>
-      <w:r>
-        <w:t xml:space="preserve">zawierające jedynie nagłówek, tego rodzaju </w:t>
-      </w:r>
-      <w:r>
-        <w:t>segmenty</w:t>
-      </w:r>
-      <w:r>
-        <w:t xml:space="preserve"> służą do prostego sygnalizowania pojedynczej zmiany. Mamy także </w:t>
-      </w:r>
-      <w:r>
-        <w:t>segmenty</w:t>
-      </w:r>
-      <w:r>
-        <w:t xml:space="preserve"> konfiguracyjne (CONFIG_*), które jako swój </w:t>
-      </w:r>
-      <w:proofErr w:type="spellStart"/>
-      <w:r>
-        <w:t>payload</w:t>
-      </w:r>
-      <w:proofErr w:type="spellEnd"/>
-      <w:r>
-        <w:t xml:space="preserve"> zawierają </w:t>
-      </w:r>
-      <w:proofErr w:type="spellStart"/>
-      <w:r>
-        <w:t>zserializowany</w:t>
-      </w:r>
-      <w:proofErr w:type="spellEnd"/>
-      <w:r>
-        <w:t xml:space="preserve"> binarnie obiekt </w:t>
-      </w:r>
-      <w:proofErr w:type="spellStart"/>
-      <w:r>
-        <w:t>QByteArray</w:t>
-      </w:r>
-      <w:proofErr w:type="spellEnd"/>
-      <w:r>
-        <w:t xml:space="preserve"> zawierający odpowiednią konfigurację, która jest odtwarzana na instancji, która odbiera konfigurację. Ponieważ przy komunikacji TCP zapewniona jest spójność kolejność </w:t>
-      </w:r>
-      <w:r>
-        <w:t>segmen</w:t>
-      </w:r>
-      <w:r>
-        <w:t xml:space="preserve">tów, w samym protokole nie ma pól sumy kontrolnej, ani kolejności </w:t>
-      </w:r>
-      <w:r>
-        <w:t>segmentó</w:t>
-      </w:r>
-      <w:r>
-        <w:t>w (</w:t>
-      </w:r>
-      <w:proofErr w:type="gramStart"/>
-      <w:r>
-        <w:t>za wyjątkiem</w:t>
-      </w:r>
-      <w:proofErr w:type="gramEnd"/>
-      <w:r>
-        <w:t xml:space="preserve"> </w:t>
-      </w:r>
-      <w:proofErr w:type="spellStart"/>
-      <w:r>
-        <w:t>datagramów</w:t>
-      </w:r>
-      <w:proofErr w:type="spellEnd"/>
-      <w:r>
-        <w:t xml:space="preserve"> z </w:t>
-      </w:r>
-      <w:r>
-        <w:t>prób</w:t>
-      </w:r>
-      <w:r>
-        <w:t>kami</w:t>
-      </w:r>
-      <w:r>
-        <w:t xml:space="preserve"> symulacji, które mogą być przesyłane po UDP). Na </w:t>
+        <w:t xml:space="preserve">rys. </w:t>
       </w:r>
       <w:r>
         <w:rPr>
           <w:i/>
           <w:iCs/>
         </w:rPr>
-        <w:t>rys. 2</w:t>
+        <w:t>1</w:t>
       </w:r>
       <w:r>
         <w:t xml:space="preserve"> przedstawiliśmy kod </w:t>
@@ -1015,17 +1301,14 @@
     </w:p>
     <w:p>
       <w:r>
+        <w:lastRenderedPageBreak/>
         <w:t xml:space="preserve">Nawiązywanie połączenia odbywa się, gdy nasłuchujący serwer TCP odbierze </w:t>
       </w:r>
       <w:r>
         <w:t>segmen</w:t>
       </w:r>
       <w:r>
-        <w:t xml:space="preserve">t od klienta zawierający nagłówek żądanie połączenia </w:t>
-      </w:r>
-      <w:r>
-        <w:lastRenderedPageBreak/>
-        <w:t xml:space="preserve">(CONNECTION_REQUEST). Następnie użytkownik obsługujący instancję regulatora podejmuje decyzję o sposobie autentykacji. Wysłanie </w:t>
+        <w:t xml:space="preserve">t od klienta zawierający nagłówek żądanie połączenia (CONNECTION_REQUEST). Następnie użytkownik obsługujący instancję regulatora podejmuje decyzję o sposobie autentykacji. Wysłanie </w:t>
       </w:r>
       <w:r>
         <w:t xml:space="preserve">segmentu </w:t>
@@ -1037,7 +1320,13 @@
         <w:t>segmen</w:t>
       </w:r>
       <w:r>
-        <w:t>t z nagłówkiem (DISCONNECT</w:t>
+        <w:t xml:space="preserve">t </w:t>
+      </w:r>
+      <w:r>
+        <w:br/>
+      </w:r>
+      <w:r>
+        <w:t>z nagłówkiem (DISCONNECT</w:t>
       </w:r>
       <w:r>
         <w:t>_NOTIFY</w:t>
@@ -1046,7 +1335,13 @@
         <w:t xml:space="preserve">), tak jak w przypadku próby rozłączenia. Ten system autentykacji pozwala na rozbudowę o różne tryby autentykacji (w programie zaimplementowaliśmy wersję zawsze </w:t>
       </w:r>
       <w:r>
-        <w:t>akceptującą, zawsze odrzucającą i autentykację z kodem</w:t>
+        <w:t xml:space="preserve">akceptującą, zawsze odrzucającą i autentykację </w:t>
+      </w:r>
+      <w:r>
+        <w:br/>
+      </w:r>
+      <w:r>
+        <w:t>z kodem</w:t>
       </w:r>
       <w:r>
         <w:t>)</w:t>
@@ -1069,7 +1364,13 @@
         <w:t>segment</w:t>
       </w:r>
       <w:r>
-        <w:t>y z nagłówkami SIM_RUNNING i SIM_REST</w:t>
+        <w:t xml:space="preserve">y </w:t>
+      </w:r>
+      <w:r>
+        <w:br/>
+      </w:r>
+      <w:r>
+        <w:t>z nagłówkami SIM_RUNNING i SIM_REST</w:t>
       </w:r>
       <w:r>
         <w:t>ART</w:t>
@@ -1085,6 +1386,511 @@
       </w:r>
       <w:r>
         <w:t xml:space="preserve"> </w:t>
+      </w:r>
+    </w:p>
+    <w:p>
+      <w:r>
+        <w:t xml:space="preserve">Zestawienie typów segmentów </w:t>
+      </w:r>
+      <w:r>
+        <w:t>i</w:t>
+      </w:r>
+      <w:r>
+        <w:t xml:space="preserve"> odpowiadających im danych przedstawiono w </w:t>
+      </w:r>
+      <w:r>
+        <w:rPr>
+          <w:i/>
+          <w:iCs/>
+        </w:rPr>
+        <w:t>tab. 2</w:t>
+      </w:r>
+      <w:r>
+        <w:t>.</w:t>
+      </w:r>
+    </w:p>
+    <w:tbl>
+      <w:tblPr>
+        <w:tblStyle w:val="Tabela-Siatka"/>
+        <w:tblW w:w="0" w:type="auto"/>
+        <w:jc w:val="center"/>
+        <w:tblLook w:val="04A0" w:firstRow="1" w:lastRow="0" w:firstColumn="1" w:lastColumn="0" w:noHBand="0" w:noVBand="1"/>
+      </w:tblPr>
+      <w:tblGrid>
+        <w:gridCol w:w="3256"/>
+        <w:gridCol w:w="3685"/>
+      </w:tblGrid>
+      <w:tr>
+        <w:trPr>
+          <w:jc w:val="center"/>
+        </w:trPr>
+        <w:tc>
+          <w:tcPr>
+            <w:tcW w:w="3256" w:type="dxa"/>
+            <w:vAlign w:val="center"/>
+          </w:tcPr>
+          <w:p>
+            <w:r>
+              <w:rPr>
+                <w:b/>
+                <w:bCs/>
+              </w:rPr>
+              <w:t>Typ segmentu</w:t>
+            </w:r>
+          </w:p>
+        </w:tc>
+        <w:tc>
+          <w:tcPr>
+            <w:tcW w:w="3685" w:type="dxa"/>
+            <w:vAlign w:val="center"/>
+          </w:tcPr>
+          <w:p>
+            <w:proofErr w:type="spellStart"/>
+            <w:r>
+              <w:rPr>
+                <w:b/>
+                <w:bCs/>
+              </w:rPr>
+              <w:t>Payload</w:t>
+            </w:r>
+            <w:proofErr w:type="spellEnd"/>
+          </w:p>
+        </w:tc>
+      </w:tr>
+      <w:tr>
+        <w:trPr>
+          <w:jc w:val="center"/>
+        </w:trPr>
+        <w:tc>
+          <w:tcPr>
+            <w:tcW w:w="3256" w:type="dxa"/>
+            <w:vAlign w:val="center"/>
+          </w:tcPr>
+          <w:p>
+            <w:r>
+              <w:t>SIM_*</w:t>
+            </w:r>
+          </w:p>
+        </w:tc>
+        <w:tc>
+          <w:tcPr>
+            <w:tcW w:w="3685" w:type="dxa"/>
+            <w:vAlign w:val="center"/>
+          </w:tcPr>
+          <w:p>
+            <w:r>
+              <w:t>brak</w:t>
+            </w:r>
+          </w:p>
+        </w:tc>
+      </w:tr>
+      <w:tr>
+        <w:trPr>
+          <w:jc w:val="center"/>
+        </w:trPr>
+        <w:tc>
+          <w:tcPr>
+            <w:tcW w:w="3256" w:type="dxa"/>
+            <w:vAlign w:val="center"/>
+          </w:tcPr>
+          <w:p>
+            <w:r>
+              <w:t>CONNECTION_REQUEST</w:t>
+            </w:r>
+          </w:p>
+        </w:tc>
+        <w:tc>
+          <w:tcPr>
+            <w:tcW w:w="3685" w:type="dxa"/>
+            <w:vAlign w:val="center"/>
+          </w:tcPr>
+          <w:p>
+            <w:r>
+              <w:t>brak</w:t>
+            </w:r>
+          </w:p>
+        </w:tc>
+      </w:tr>
+      <w:tr>
+        <w:trPr>
+          <w:jc w:val="center"/>
+        </w:trPr>
+        <w:tc>
+          <w:tcPr>
+            <w:tcW w:w="3256" w:type="dxa"/>
+            <w:vAlign w:val="center"/>
+          </w:tcPr>
+          <w:p>
+            <w:r>
+              <w:t>AUTH_SUCCESS</w:t>
+            </w:r>
+          </w:p>
+        </w:tc>
+        <w:tc>
+          <w:tcPr>
+            <w:tcW w:w="3685" w:type="dxa"/>
+            <w:vAlign w:val="center"/>
+          </w:tcPr>
+          <w:p>
+            <w:r>
+              <w:t>brak</w:t>
+            </w:r>
+          </w:p>
+        </w:tc>
+      </w:tr>
+      <w:tr>
+        <w:trPr>
+          <w:jc w:val="center"/>
+        </w:trPr>
+        <w:tc>
+          <w:tcPr>
+            <w:tcW w:w="3256" w:type="dxa"/>
+            <w:vAlign w:val="center"/>
+          </w:tcPr>
+          <w:p>
+            <w:r>
+              <w:t>DISCONNECT_NOTIFY</w:t>
+            </w:r>
+          </w:p>
+        </w:tc>
+        <w:tc>
+          <w:tcPr>
+            <w:tcW w:w="3685" w:type="dxa"/>
+            <w:vAlign w:val="center"/>
+          </w:tcPr>
+          <w:p>
+            <w:r>
+              <w:t>brak</w:t>
+            </w:r>
+          </w:p>
+        </w:tc>
+      </w:tr>
+      <w:tr>
+        <w:trPr>
+          <w:jc w:val="center"/>
+        </w:trPr>
+        <w:tc>
+          <w:tcPr>
+            <w:tcW w:w="3256" w:type="dxa"/>
+            <w:vAlign w:val="center"/>
+          </w:tcPr>
+          <w:p>
+            <w:r>
+              <w:t>CONFIG_PID</w:t>
+            </w:r>
+          </w:p>
+        </w:tc>
+        <w:tc>
+          <w:tcPr>
+            <w:tcW w:w="3685" w:type="dxa"/>
+            <w:vAlign w:val="center"/>
+          </w:tcPr>
+          <w:p>
+            <w:proofErr w:type="spellStart"/>
+            <w:r>
+              <w:t>zserializowana</w:t>
+            </w:r>
+            <w:proofErr w:type="spellEnd"/>
+            <w:r>
+              <w:t xml:space="preserve"> konfiguracja PID</w:t>
+            </w:r>
+          </w:p>
+        </w:tc>
+      </w:tr>
+      <w:tr>
+        <w:trPr>
+          <w:jc w:val="center"/>
+        </w:trPr>
+        <w:tc>
+          <w:tcPr>
+            <w:tcW w:w="3256" w:type="dxa"/>
+            <w:vAlign w:val="center"/>
+          </w:tcPr>
+          <w:p>
+            <w:r>
+              <w:t>CONFIG_ARX</w:t>
+            </w:r>
+          </w:p>
+        </w:tc>
+        <w:tc>
+          <w:tcPr>
+            <w:tcW w:w="3685" w:type="dxa"/>
+            <w:vAlign w:val="center"/>
+          </w:tcPr>
+          <w:p>
+            <w:proofErr w:type="spellStart"/>
+            <w:r>
+              <w:t>zserializowana</w:t>
+            </w:r>
+            <w:proofErr w:type="spellEnd"/>
+            <w:r>
+              <w:t xml:space="preserve"> konfiguracja ARX</w:t>
+            </w:r>
+          </w:p>
+        </w:tc>
+      </w:tr>
+      <w:tr>
+        <w:trPr>
+          <w:jc w:val="center"/>
+        </w:trPr>
+        <w:tc>
+          <w:tcPr>
+            <w:tcW w:w="3256" w:type="dxa"/>
+            <w:vAlign w:val="center"/>
+          </w:tcPr>
+          <w:p>
+            <w:r>
+              <w:t>SAMPLE_FROM_REGULATOR</w:t>
+            </w:r>
+          </w:p>
+        </w:tc>
+        <w:tc>
+          <w:tcPr>
+            <w:tcW w:w="3685" w:type="dxa"/>
+            <w:vAlign w:val="center"/>
+          </w:tcPr>
+          <w:p>
+            <w:proofErr w:type="spellStart"/>
+            <w:r>
+              <w:t>SimSampleFromRegulator</w:t>
+            </w:r>
+            <w:proofErr w:type="spellEnd"/>
+          </w:p>
+        </w:tc>
+      </w:tr>
+      <w:tr>
+        <w:trPr>
+          <w:jc w:val="center"/>
+        </w:trPr>
+        <w:tc>
+          <w:tcPr>
+            <w:tcW w:w="3256" w:type="dxa"/>
+            <w:vAlign w:val="center"/>
+          </w:tcPr>
+          <w:p>
+            <w:r>
+              <w:t>SAMPLE_FROM_ARX</w:t>
+            </w:r>
+          </w:p>
+        </w:tc>
+        <w:tc>
+          <w:tcPr>
+            <w:tcW w:w="3685" w:type="dxa"/>
+            <w:vAlign w:val="center"/>
+          </w:tcPr>
+          <w:p>
+            <w:pPr>
+              <w:keepNext/>
+            </w:pPr>
+            <w:proofErr w:type="spellStart"/>
+            <w:r>
+              <w:t>SimSampleFromARX</w:t>
+            </w:r>
+            <w:proofErr w:type="spellEnd"/>
+          </w:p>
+        </w:tc>
+      </w:tr>
+    </w:tbl>
+    <w:p>
+      <w:pPr>
+        <w:pStyle w:val="Legenda"/>
+      </w:pPr>
+      <w:r>
+        <w:t xml:space="preserve">Tabela </w:t>
+      </w:r>
+      <w:fldSimple w:instr=" SEQ Tabela \* ARABIC ">
+        <w:r>
+          <w:rPr>
+            <w:noProof/>
+          </w:rPr>
+          <w:t>2</w:t>
+        </w:r>
+      </w:fldSimple>
+      <w:r>
+        <w:t xml:space="preserve"> </w:t>
+      </w:r>
+      <w:r>
+        <w:t xml:space="preserve">Zawartość pola </w:t>
+      </w:r>
+      <w:proofErr w:type="spellStart"/>
+      <w:r>
+        <w:t>payload</w:t>
+      </w:r>
+      <w:proofErr w:type="spellEnd"/>
+      <w:r>
+        <w:t xml:space="preserve"> dla poszczególnych typów segmentów protokołu.</w:t>
+      </w:r>
+    </w:p>
+    <w:p>
+      <w:r>
+        <w:t>Dla przykładu,</w:t>
+      </w:r>
+      <w:r>
+        <w:t xml:space="preserve"> przesyłania próbek symulacji typu SAMPLE_FROM_REGULATOR pole </w:t>
+      </w:r>
+      <w:proofErr w:type="spellStart"/>
+      <w:r>
+        <w:t>payload</w:t>
+      </w:r>
+      <w:proofErr w:type="spellEnd"/>
+      <w:r>
+        <w:t xml:space="preserve"> zawiera </w:t>
+      </w:r>
+      <w:proofErr w:type="spellStart"/>
+      <w:r>
+        <w:t>zserializowaną</w:t>
+      </w:r>
+      <w:proofErr w:type="spellEnd"/>
+      <w:r>
+        <w:t xml:space="preserve"> strukturę </w:t>
+      </w:r>
+      <w:proofErr w:type="spellStart"/>
+      <w:r>
+        <w:t>SimSampleFromRegulator</w:t>
+      </w:r>
+      <w:proofErr w:type="spellEnd"/>
+      <w:r>
+        <w:t xml:space="preserve">, której pola przedstawiono </w:t>
+      </w:r>
+      <w:r>
+        <w:t xml:space="preserve">w </w:t>
+      </w:r>
+      <w:r>
+        <w:t>tab. 3</w:t>
+      </w:r>
+      <w:r>
+        <w:t xml:space="preserve">. </w:t>
+      </w:r>
+    </w:p>
+    <w:tbl>
+      <w:tblPr>
+        <w:tblStyle w:val="Tabela-Siatka"/>
+        <w:tblW w:w="0" w:type="auto"/>
+        <w:jc w:val="center"/>
+        <w:tblLook w:val="04A0" w:firstRow="1" w:lastRow="0" w:firstColumn="1" w:lastColumn="0" w:noHBand="0" w:noVBand="1"/>
+      </w:tblPr>
+      <w:tblGrid>
+        <w:gridCol w:w="3170"/>
+        <w:gridCol w:w="2709"/>
+        <w:gridCol w:w="2162"/>
+      </w:tblGrid>
+      <w:tr>
+        <w:trPr>
+          <w:jc w:val="center"/>
+        </w:trPr>
+        <w:tc>
+          <w:tcPr>
+            <w:tcW w:w="0" w:type="auto"/>
+          </w:tcPr>
+          <w:p>
+            <w:pPr>
+              <w:rPr>
+                <w:b/>
+                <w:bCs/>
+              </w:rPr>
+            </w:pPr>
+            <w:proofErr w:type="spellStart"/>
+            <w:proofErr w:type="gramStart"/>
+            <w:r>
+              <w:t>wartoscZadana</w:t>
+            </w:r>
+            <w:proofErr w:type="spellEnd"/>
+            <w:r>
+              <w:t xml:space="preserve"> :</w:t>
+            </w:r>
+            <w:proofErr w:type="gramEnd"/>
+            <w:r>
+              <w:t xml:space="preserve"> </w:t>
+            </w:r>
+            <w:proofErr w:type="spellStart"/>
+            <w:r>
+              <w:t>double</w:t>
+            </w:r>
+            <w:proofErr w:type="spellEnd"/>
+            <w:r>
+              <w:t xml:space="preserve"> (8B)</w:t>
+            </w:r>
+          </w:p>
+        </w:tc>
+        <w:tc>
+          <w:tcPr>
+            <w:tcW w:w="0" w:type="auto"/>
+          </w:tcPr>
+          <w:p>
+            <w:proofErr w:type="gramStart"/>
+            <w:r>
+              <w:t>sterowanie :</w:t>
+            </w:r>
+            <w:proofErr w:type="gramEnd"/>
+            <w:r>
+              <w:t xml:space="preserve"> </w:t>
+            </w:r>
+            <w:proofErr w:type="spellStart"/>
+            <w:r>
+              <w:t>double</w:t>
+            </w:r>
+            <w:proofErr w:type="spellEnd"/>
+            <w:r>
+              <w:t xml:space="preserve"> (8B)</w:t>
+            </w:r>
+          </w:p>
+        </w:tc>
+        <w:tc>
+          <w:tcPr>
+            <w:tcW w:w="0" w:type="auto"/>
+          </w:tcPr>
+          <w:p>
+            <w:pPr>
+              <w:keepNext/>
+            </w:pPr>
+            <w:proofErr w:type="gramStart"/>
+            <w:r>
+              <w:t>czas :</w:t>
+            </w:r>
+            <w:proofErr w:type="gramEnd"/>
+            <w:r>
+              <w:t xml:space="preserve"> uint32_t (4B)</w:t>
+            </w:r>
+          </w:p>
+        </w:tc>
+      </w:tr>
+    </w:tbl>
+    <w:p>
+      <w:pPr>
+        <w:pStyle w:val="Legenda"/>
+      </w:pPr>
+      <w:r>
+        <w:t xml:space="preserve">Tabela </w:t>
+      </w:r>
+      <w:fldSimple w:instr=" SEQ Tabela \* ARABIC ">
+        <w:r>
+          <w:rPr>
+            <w:noProof/>
+          </w:rPr>
+          <w:t>3</w:t>
+        </w:r>
+      </w:fldSimple>
+      <w:r>
+        <w:t xml:space="preserve"> </w:t>
+      </w:r>
+      <w:r>
+        <w:t xml:space="preserve">Struktura danych </w:t>
+      </w:r>
+      <w:proofErr w:type="spellStart"/>
+      <w:r>
+        <w:t>SimSampleFromRegulator</w:t>
+      </w:r>
+      <w:proofErr w:type="spellEnd"/>
+      <w:r>
+        <w:t xml:space="preserve"> wykorzystywana jako zawartość pola </w:t>
+      </w:r>
+      <w:proofErr w:type="spellStart"/>
+      <w:r>
+        <w:t>payload</w:t>
+      </w:r>
+      <w:proofErr w:type="spellEnd"/>
+      <w:r>
+        <w:t xml:space="preserve"> komunikatu SAMPLE_FROM_REGULATOR.</w:t>
       </w:r>
     </w:p>
     <w:p/>
@@ -1118,7 +1924,7 @@
         <mc:AlternateContent>
           <mc:Choice Requires="wps">
             <w:drawing>
-              <wp:anchor distT="0" distB="0" distL="114300" distR="114300" simplePos="0" relativeHeight="251663360" behindDoc="0" locked="0" layoutInCell="1" allowOverlap="1" wp14:anchorId="1C48D7CC" wp14:editId="58BE9DFA">
+              <wp:anchor distT="0" distB="0" distL="114300" distR="114300" simplePos="0" relativeHeight="251668480" behindDoc="0" locked="0" layoutInCell="1" allowOverlap="1" wp14:anchorId="3E0939B5" wp14:editId="559C4A3A">
                 <wp:simplePos x="0" y="0"/>
                 <wp:positionH relativeFrom="column">
                   <wp:posOffset>4445</wp:posOffset>
@@ -1129,7 +1935,7 @@
                 <wp:extent cx="1424940" cy="635"/>
                 <wp:effectExtent l="0" t="0" r="0" b="0"/>
                 <wp:wrapSquare wrapText="bothSides"/>
-                <wp:docPr id="120063586" name="Pole tekstowe 1"/>
+                <wp:docPr id="39918094" name="Pole tekstowe 1"/>
                 <wp:cNvGraphicFramePr/>
                 <a:graphic xmlns:a="http://schemas.openxmlformats.org/drawingml/2006/main">
                   <a:graphicData uri="http://schemas.microsoft.com/office/word/2010/wordprocessingShape">
@@ -1155,6 +1961,9 @@
                           <w:p>
                             <w:pPr>
                               <w:pStyle w:val="Legenda"/>
+                              <w:rPr>
+                                <w:noProof/>
+                              </w:rPr>
                             </w:pPr>
                             <w:r>
                               <w:t xml:space="preserve">Rysunek </w:t>
@@ -1168,7 +1977,10 @@
                               </w:r>
                             </w:fldSimple>
                             <w:r>
-                              <w:t xml:space="preserve"> Okno GUI - Pakiety</w:t>
+                              <w:t xml:space="preserve"> </w:t>
+                            </w:r>
+                            <w:r>
+                              <w:t>Okno GUI - Pakiety</w:t>
                             </w:r>
                           </w:p>
                         </w:txbxContent>
@@ -1187,26 +1999,42 @@
           </mc:Choice>
           <mc:Fallback>
             <w:pict>
-              <v:shape w14:anchorId="1C48D7CC" id="_x0000_s1027" type="#_x0000_t202" style="position:absolute;margin-left:.35pt;margin-top:122.7pt;width:112.2pt;height:.05pt;z-index:251663360;visibility:visible;mso-wrap-style:square;mso-wrap-distance-left:9pt;mso-wrap-distance-top:0;mso-wrap-distance-right:9pt;mso-wrap-distance-bottom:0;mso-position-horizontal:absolute;mso-position-horizontal-relative:text;mso-position-vertical:absolute;mso-position-vertical-relative:text;v-text-anchor:top" o:gfxdata="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" stroked="f">
+              <v:shape w14:anchorId="3E0939B5" id="_x0000_s1027" type="#_x0000_t202" style="position:absolute;margin-left:.35pt;margin-top:122.7pt;width:112.2pt;height:.05pt;z-index:251668480;visibility:visible;mso-wrap-style:square;mso-wrap-distance-left:9pt;mso-wrap-distance-top:0;mso-wrap-distance-right:9pt;mso-wrap-distance-bottom:0;mso-position-horizontal:absolute;mso-position-horizontal-relative:text;mso-position-vertical:absolute;mso-position-vertical-relative:text;v-text-anchor:top" o:gfxdata="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" stroked="f">
                 <v:textbox style="mso-fit-shape-to-text:t" inset="0,0,0,0">
                   <w:txbxContent>
                     <w:p>
                       <w:pPr>
                         <w:pStyle w:val="Legenda"/>
+                        <w:rPr>
+                          <w:noProof/>
+                        </w:rPr>
                       </w:pPr>
                       <w:r>
                         <w:t xml:space="preserve">Rysunek </w:t>
                       </w:r>
-                      <w:fldSimple w:instr=" SEQ Rysunek \* ARABIC ">
-                        <w:r>
-                          <w:rPr>
-                            <w:noProof/>
-                          </w:rPr>
-                          <w:t>2</w:t>
-                        </w:r>
-                      </w:fldSimple>
                       <w:r>
-                        <w:t xml:space="preserve"> Okno GUI - Pakiety</w:t>
+                        <w:fldChar w:fldCharType="begin"/>
+                      </w:r>
+                      <w:r>
+                        <w:instrText xml:space="preserve"> SEQ Rysunek \* ARABIC </w:instrText>
+                      </w:r>
+                      <w:r>
+                        <w:fldChar w:fldCharType="separate"/>
+                      </w:r>
+                      <w:r>
+                        <w:rPr>
+                          <w:noProof/>
+                        </w:rPr>
+                        <w:t>2</w:t>
+                      </w:r>
+                      <w:r>
+                        <w:fldChar w:fldCharType="end"/>
+                      </w:r>
+                      <w:r>
+                        <w:t xml:space="preserve"> </w:t>
+                      </w:r>
+                      <w:r>
+                        <w:t>Okno GUI - Pakiety</w:t>
                       </w:r>
                     </w:p>
                   </w:txbxContent>
@@ -1218,8 +2046,11 @@
         </mc:AlternateContent>
       </w:r>
       <w:r>
+        <w:rPr>
+          <w:noProof/>
+        </w:rPr>
         <w:drawing>
-          <wp:anchor distT="0" distB="0" distL="114300" distR="114300" simplePos="0" relativeHeight="251661312" behindDoc="0" locked="0" layoutInCell="1" allowOverlap="1" wp14:anchorId="30758D65" wp14:editId="12A1BCF8">
+          <wp:anchor distT="0" distB="0" distL="114300" distR="114300" simplePos="0" relativeHeight="251661312" behindDoc="0" locked="0" layoutInCell="1" allowOverlap="1" wp14:anchorId="30758D65" wp14:editId="649C2024">
             <wp:simplePos x="0" y="0"/>
             <wp:positionH relativeFrom="column">
               <wp:posOffset>4557</wp:posOffset>
@@ -1230,7 +2061,13 @@
             <wp:extent cx="1425063" cy="1501270"/>
             <wp:effectExtent l="0" t="0" r="3810" b="3810"/>
             <wp:wrapSquare wrapText="bothSides"/>
-            <wp:docPr id="275566601" name="Obraz 1"/>
+            <wp:docPr id="275566601" name="Obraz 1">
+              <a:extLst xmlns:a="http://schemas.openxmlformats.org/drawingml/2006/main">
+                <a:ext uri="{FF2B5EF4-FFF2-40B4-BE49-F238E27FC236}">
+                  <a16:creationId xmlns:a16="http://schemas.microsoft.com/office/drawing/2014/main" id="{C1B95EC3-EDEB-43FF-A7F8-2B388CEA90A4}"/>
+                </a:ext>
+              </a:extLst>
+            </wp:docPr>
             <wp:cNvGraphicFramePr>
               <a:graphicFrameLocks xmlns:a="http://schemas.openxmlformats.org/drawingml/2006/main" noChangeAspect="1"/>
             </wp:cNvGraphicFramePr>
@@ -1242,7 +2079,7 @@
                     <pic:cNvPicPr/>
                   </pic:nvPicPr>
                   <pic:blipFill>
-                    <a:blip r:embed="rId7">
+                    <a:blip r:embed="rId6">
                       <a:extLst>
                         <a:ext uri="{28A0092B-C50C-407E-A947-70E740481C1C}">
                           <a14:useLocalDpi xmlns:a14="http://schemas.microsoft.com/office/drawing/2010/main" val="0"/>
@@ -1302,36 +2139,19 @@
         <w:t xml:space="preserve"> przyszedł z opóźnieniem). </w:t>
       </w:r>
       <w:r>
-        <w:t xml:space="preserve">Ponieważ bezpośrednio nie operujemy na pakietach, nie interesuje nas liczba wysłanych/odebranych pakietów, a segmentów </w:t>
+        <w:t xml:space="preserve">Ponieważ bezpośrednio nie operujemy na pakietach, nie interesuje nas liczba wysłanych/odebranych pakietów, </w:t>
+      </w:r>
+      <w:r>
+        <w:br/>
+      </w:r>
+      <w:r>
+        <w:t xml:space="preserve">a segmentów </w:t>
       </w:r>
       <w:r>
         <w:t>więc tą liczbę mierzymy i wypisujemy w oknie konfiguracji połączenia sieciowego jako RX/TX. Dzięki temu możemy zobaczyć, ile segmentów zostało odrzuconych porównując te dwie liczby.</w:t>
       </w:r>
       <w:r>
         <w:t xml:space="preserve"> Zostało to pokazane na </w:t>
-      </w:r>
-      <w:r>
-        <w:rPr>
-          <w:i/>
-          <w:iCs/>
-        </w:rPr>
-        <w:t>rys. 3</w:t>
-      </w:r>
-      <w:r>
-        <w:t>.</w:t>
-      </w:r>
-    </w:p>
-    <w:p>
-      <w:r>
-        <w:t xml:space="preserve">Jeśli próbka z instancji obiektu ARX nie zostanie odebrana i przetworzona przez instancję regulatora na czas (przed następnym wywołaniem symulacji przez </w:t>
-      </w:r>
-      <w:proofErr w:type="spellStart"/>
-      <w:r>
-        <w:t>timer</w:t>
-      </w:r>
-      <w:proofErr w:type="spellEnd"/>
-      <w:r>
-        <w:t xml:space="preserve"> interwału), to na wykresy przekazujemy kolejny element, którego wartości są takie same jak poprzedniego dodanego, ale zawierający oznaczenie, że ta próbka jest interpolowana (czarnym okręgiem). Wygląd takiego oznaczenia przedstawiliśmy na </w:t>
       </w:r>
       <w:r>
         <w:rPr>
@@ -1345,10 +2165,46 @@
           <w:i/>
           <w:iCs/>
         </w:rPr>
-        <w:t>4</w:t>
-      </w:r>
-      <w:r>
-        <w:t>. Dodatkowo w momencie wykrycia takiej sytuacji kontrolka interwału w GUI zmienia kolor tła na czerwony do czasu otrzymania brakującej próbki.</w:t>
+        <w:t>2</w:t>
+      </w:r>
+      <w:r>
+        <w:t>.</w:t>
+      </w:r>
+    </w:p>
+    <w:p>
+      <w:r>
+        <w:t xml:space="preserve">Jeśli próbka z instancji obiektu ARX nie zostanie odebrana i przetworzona przez instancję regulatora na czas (przed następnym wywołaniem symulacji przez </w:t>
+      </w:r>
+      <w:proofErr w:type="spellStart"/>
+      <w:r>
+        <w:t>timer</w:t>
+      </w:r>
+      <w:proofErr w:type="spellEnd"/>
+      <w:r>
+        <w:t xml:space="preserve"> interwału), to na wykresy przekazujemy kolejny element, którego wartości są takie same jak poprzedniego dodanego, ale zawierający oznaczenie, że ta próbka jest interpolowana (czarnym okręgiem). Wygląd takiego oznaczenia przedstawiliśmy na </w:t>
+      </w:r>
+      <w:r>
+        <w:rPr>
+          <w:i/>
+          <w:iCs/>
+        </w:rPr>
+        <w:t xml:space="preserve">rys. </w:t>
+      </w:r>
+      <w:r>
+        <w:rPr>
+          <w:i/>
+          <w:iCs/>
+        </w:rPr>
+        <w:t>3</w:t>
+      </w:r>
+      <w:r>
+        <w:t xml:space="preserve">. Dodatkowo </w:t>
+      </w:r>
+      <w:r>
+        <w:br/>
+      </w:r>
+      <w:r>
+        <w:t>w momencie wykrycia takiej sytuacji kontrolka interwału w GUI zmienia kolor tła na czerwony do czasu otrzymania brakującej próbki.</w:t>
       </w:r>
     </w:p>
     <w:p>
@@ -1356,11 +2212,20 @@
         <w:keepNext/>
       </w:pPr>
       <w:r>
+        <w:rPr>
+          <w:noProof/>
+        </w:rPr>
         <w:drawing>
           <wp:inline distT="0" distB="0" distL="0" distR="0" wp14:anchorId="0BA9F9CF" wp14:editId="6F7A787D">
             <wp:extent cx="5760720" cy="1679575"/>
             <wp:effectExtent l="0" t="0" r="0" b="0"/>
-            <wp:docPr id="1847769307" name="Obraz 1"/>
+            <wp:docPr id="1847769307" name="Obraz 1">
+              <a:extLst xmlns:a="http://schemas.openxmlformats.org/drawingml/2006/main">
+                <a:ext uri="{FF2B5EF4-FFF2-40B4-BE49-F238E27FC236}">
+                  <a16:creationId xmlns:a16="http://schemas.microsoft.com/office/drawing/2014/main" id="{0D178F85-7324-4031-A102-4210E96A473F}"/>
+                </a:ext>
+              </a:extLst>
+            </wp:docPr>
             <wp:cNvGraphicFramePr>
               <a:graphicFrameLocks xmlns:a="http://schemas.openxmlformats.org/drawingml/2006/main" noChangeAspect="1"/>
             </wp:cNvGraphicFramePr>
@@ -1372,7 +2237,7 @@
                     <pic:cNvPicPr/>
                   </pic:nvPicPr>
                   <pic:blipFill>
-                    <a:blip r:embed="rId8"/>
+                    <a:blip r:embed="rId7"/>
                     <a:stretch>
                       <a:fillRect/>
                     </a:stretch>
@@ -1397,6 +2262,12 @@
       <w:pPr>
         <w:pStyle w:val="Legenda"/>
         <w:jc w:val="left"/>
+        <w:rPr>
+          <w:rFonts w:asciiTheme="majorHAnsi" w:eastAsiaTheme="majorEastAsia" w:hAnsiTheme="majorHAnsi" w:cstheme="majorBidi"/>
+          <w:color w:val="0F4761" w:themeColor="accent1" w:themeShade="BF"/>
+          <w:sz w:val="40"/>
+          <w:szCs w:val="40"/>
+        </w:rPr>
       </w:pPr>
       <w:r>
         <w:t xml:space="preserve">Rysunek </w:t>
@@ -1410,7 +2281,10 @@
         </w:r>
       </w:fldSimple>
       <w:r>
-        <w:t xml:space="preserve"> Przedstawienie zgubionych pakietów na wykresie</w:t>
+        <w:t xml:space="preserve"> </w:t>
+      </w:r>
+      <w:r>
+        <w:t>Przedstawienie zgubionych pakietów na wykresie</w:t>
       </w:r>
     </w:p>
     <w:p>
@@ -1440,7 +2314,7 @@
         <w:pStyle w:val="Akapitzlist"/>
         <w:numPr>
           <w:ilvl w:val="0"/>
-          <w:numId w:val="3"/>
+          <w:numId w:val="2"/>
         </w:numPr>
       </w:pPr>
       <w:r>
@@ -1452,7 +2326,7 @@
         <w:pStyle w:val="Akapitzlist"/>
         <w:numPr>
           <w:ilvl w:val="0"/>
-          <w:numId w:val="3"/>
+          <w:numId w:val="2"/>
         </w:numPr>
       </w:pPr>
       <w:r>
@@ -1464,7 +2338,7 @@
         <w:pStyle w:val="Akapitzlist"/>
         <w:numPr>
           <w:ilvl w:val="0"/>
-          <w:numId w:val="3"/>
+          <w:numId w:val="2"/>
         </w:numPr>
       </w:pPr>
       <w:r>
@@ -1476,7 +2350,7 @@
         <w:pStyle w:val="Akapitzlist"/>
         <w:numPr>
           <w:ilvl w:val="0"/>
-          <w:numId w:val="3"/>
+          <w:numId w:val="2"/>
         </w:numPr>
       </w:pPr>
       <w:r>
@@ -1486,7 +2360,15 @@
         <w:t>segmentów</w:t>
       </w:r>
       <w:r>
-        <w:t xml:space="preserve"> i wybraliśmy sposób serializacji danych konfiguracyjnych (binarny).</w:t>
+        <w:t xml:space="preserve"> i wybraliśmy sposób </w:t>
+      </w:r>
+      <w:proofErr w:type="spellStart"/>
+      <w:r>
+        <w:t>serializacji</w:t>
+      </w:r>
+      <w:proofErr w:type="spellEnd"/>
+      <w:r>
+        <w:t xml:space="preserve"> danych konfiguracyjnych (binarny).</w:t>
       </w:r>
     </w:p>
     <w:p>
@@ -1494,7 +2376,7 @@
         <w:pStyle w:val="Akapitzlist"/>
         <w:numPr>
           <w:ilvl w:val="0"/>
-          <w:numId w:val="3"/>
+          <w:numId w:val="2"/>
         </w:numPr>
       </w:pPr>
       <w:r>
@@ -1506,7 +2388,7 @@
         <w:pStyle w:val="Akapitzlist"/>
         <w:numPr>
           <w:ilvl w:val="0"/>
-          <w:numId w:val="3"/>
+          <w:numId w:val="2"/>
         </w:numPr>
       </w:pPr>
       <w:r>
@@ -1518,7 +2400,7 @@
         <w:pStyle w:val="Akapitzlist"/>
         <w:numPr>
           <w:ilvl w:val="0"/>
-          <w:numId w:val="3"/>
+          <w:numId w:val="2"/>
         </w:numPr>
       </w:pPr>
       <w:r>
@@ -1554,7 +2436,7 @@
         <w:pStyle w:val="Akapitzlist"/>
         <w:numPr>
           <w:ilvl w:val="0"/>
-          <w:numId w:val="3"/>
+          <w:numId w:val="2"/>
         </w:numPr>
       </w:pPr>
       <w:r>
@@ -1569,7 +2451,7 @@
         <w:pStyle w:val="Akapitzlist"/>
         <w:numPr>
           <w:ilvl w:val="0"/>
-          <w:numId w:val="3"/>
+          <w:numId w:val="2"/>
         </w:numPr>
       </w:pPr>
       <w:r>
@@ -1581,7 +2463,7 @@
         <w:pStyle w:val="Akapitzlist"/>
         <w:numPr>
           <w:ilvl w:val="0"/>
-          <w:numId w:val="3"/>
+          <w:numId w:val="2"/>
         </w:numPr>
       </w:pPr>
       <w:r>
@@ -1596,11 +2478,19 @@
         <w:pStyle w:val="Akapitzlist"/>
         <w:numPr>
           <w:ilvl w:val="0"/>
-          <w:numId w:val="3"/>
+          <w:numId w:val="2"/>
         </w:numPr>
       </w:pPr>
       <w:r>
-        <w:t>Zmieniliśmy sposób serializacji próbek symulacji (od teraz przesyłamy też czas)</w:t>
+        <w:t xml:space="preserve">Zmieniliśmy sposób </w:t>
+      </w:r>
+      <w:proofErr w:type="spellStart"/>
+      <w:r>
+        <w:t>serializacji</w:t>
+      </w:r>
+      <w:proofErr w:type="spellEnd"/>
+      <w:r>
+        <w:t xml:space="preserve"> próbek symulacji (od teraz przesyłamy też czas)</w:t>
       </w:r>
     </w:p>
     <w:p>
@@ -1608,7 +2498,7 @@
         <w:pStyle w:val="Akapitzlist"/>
         <w:numPr>
           <w:ilvl w:val="0"/>
-          <w:numId w:val="3"/>
+          <w:numId w:val="2"/>
         </w:numPr>
       </w:pPr>
       <w:r>
@@ -1620,16 +2510,6 @@
       <w:r>
         <w:t>polacji próbek, dla próbek które nie zdążyły przejść przez połączenie sieciowe na czas (poprzez podtrzymanie ostatniej wartości).</w:t>
       </w:r>
-    </w:p>
-    <w:p>
-      <w:pPr>
-        <w:pStyle w:val="Akapitzlist"/>
-      </w:pPr>
-    </w:p>
-    <w:p>
-      <w:pPr>
-        <w:pStyle w:val="Akapitzlist"/>
-      </w:pPr>
     </w:p>
     <w:p>
       <w:pPr>
@@ -1839,7 +2719,6 @@
         <w:t>ść jest wykorzystywana do sprawdzenia czy dana próbka jest najnowszą próbką, czy starą próbką, która dopiero teraz dotarła po sieci i powinna być odrzucona.</w:t>
       </w:r>
     </w:p>
-    <w:p/>
     <w:p>
       <w:pPr>
         <w:rPr>
@@ -1888,7 +2767,15 @@
     </w:p>
     <w:p>
       <w:r>
-        <w:t xml:space="preserve">Dodatkowo poznałem zasadę działania filtra przeciwnasyceniowego, który był zadaniem przeznaczonym jedynie dla sekcji 3 osobowych, ale aby zweryfikować poprawność jego działania </w:t>
+        <w:t xml:space="preserve">Dodatkowo poznałem zasadę działania filtra </w:t>
+      </w:r>
+      <w:proofErr w:type="spellStart"/>
+      <w:r>
+        <w:t>przeciwnasyceniowego</w:t>
+      </w:r>
+      <w:proofErr w:type="spellEnd"/>
+      <w:r>
+        <w:t xml:space="preserve">, który był zadaniem przeznaczonym jedynie dla sekcji 3 osobowych, ale aby zweryfikować poprawność jego działania </w:t>
       </w:r>
       <w:r>
         <w:t>musiałem się nauczyć, jak powinien on funkcjonować w regulatorze PID.</w:t>
@@ -1909,6 +2796,41 @@
         <w:t xml:space="preserve"> </w:t>
       </w:r>
     </w:p>
+    <w:p>
+      <w:r>
+        <w:t xml:space="preserve">Podczas realizacji projektu nauczyłem się projektować strukturę segmentów protokołu komunikacyjnego, dobierać sposób </w:t>
+      </w:r>
+      <w:proofErr w:type="spellStart"/>
+      <w:r>
+        <w:t>serializacji</w:t>
+      </w:r>
+      <w:proofErr w:type="spellEnd"/>
+      <w:r>
+        <w:t xml:space="preserve"> danych oraz tworzyć rozwiązania umożliwiające łatwe rozszerzanie protokołu o nowe typy komunikatów.</w:t>
+      </w:r>
+    </w:p>
+    <w:p>
+      <w:r>
+        <w:t>Implementacja synchronizacji konfiguracji pozwoliła mi lepiej zrozumieć zagadnienia związane z przesyłaniem danych pomiędzy współpracującymi instancjami programu oraz różnice pomiędzy wykorzystaniem protokołów TCP i UDP.</w:t>
+      </w:r>
+    </w:p>
+    <w:p>
+      <w:r>
+        <w:t>Projekt pozwolił mi również zdobyć doświadczenie w pracy z kodem napisanym przez inne osoby, dzięki czemu przekonałem się, jak ważne są czytelna architektura programu, spójny styl programowania oraz aktualna</w:t>
+      </w:r>
+      <w:r>
+        <w:t xml:space="preserve"> i czytelna</w:t>
+      </w:r>
+      <w:r>
+        <w:t xml:space="preserve"> dokumentacja. </w:t>
+      </w:r>
+    </w:p>
+    <w:p>
+      <w:r>
+        <w:t>Dodatkowo poznałem praktyczne zastosowanie mechanizmów uwierzytelniania i autoryzacji połączeń sieciowych.</w:t>
+      </w:r>
+    </w:p>
+    <w:p/>
     <w:p/>
     <w:p/>
     <w:p>
@@ -2215,14 +3137,14 @@
       </w:pPr>
     </w:lvl>
   </w:abstractNum>
-  <w:num w:numId="1" w16cid:durableId="1932005534">
-    <w:abstractNumId w:val="0"/>
-  </w:num>
-  <w:num w:numId="2" w16cid:durableId="1534150438">
+  <w:num w:numId="1" w16cid:durableId="1534150438">
     <w:abstractNumId w:val="1"/>
   </w:num>
-  <w:num w:numId="3" w16cid:durableId="1877934966">
+  <w:num w:numId="2" w16cid:durableId="1877934966">
     <w:abstractNumId w:val="2"/>
+  </w:num>
+  <w:num w:numId="3" w16cid:durableId="1932005534">
+    <w:abstractNumId w:val="0"/>
   </w:num>
 </w:numbering>
 </file>
@@ -3549,6 +4471,19 @@
       <w:szCs w:val="18"/>
     </w:rPr>
   </w:style>
+  <w:style w:type="character" w:styleId="HTML-kod">
+    <w:name w:val="HTML Code"/>
+    <w:basedOn w:val="Domylnaczcionkaakapitu"/>
+    <w:uiPriority w:val="99"/>
+    <w:semiHidden/>
+    <w:unhideWhenUsed/>
+    <w:rsid w:val="002348DF"/>
+    <w:rPr>
+      <w:rFonts w:ascii="Courier New" w:eastAsia="Times New Roman" w:hAnsi="Courier New" w:cs="Courier New"/>
+      <w:sz w:val="20"/>
+      <w:szCs w:val="20"/>
+    </w:rPr>
+  </w:style>
 </w:styles>
 </file>
 
@@ -3865,16 +4800,4 @@
     </a:ext>
   </a:extLst>
 </a:theme>
-</file>
-
-<file path=customXml/item1.xml><?xml version="1.0" encoding="utf-8"?>
-<b:Sources xmlns:b="http://schemas.openxmlformats.org/officeDocument/2006/bibliography" xmlns="http://schemas.openxmlformats.org/officeDocument/2006/bibliography" SelectedStyle="\APASixthEditionOfficeOnline.xsl" StyleName="APA" Version="6"/>
-</file>
-
-<file path=customXml/itemProps1.xml><?xml version="1.0" encoding="utf-8"?>
-<ds:datastoreItem xmlns:ds="http://schemas.openxmlformats.org/officeDocument/2006/customXml" ds:itemID="{B407760E-E513-4421-96BB-107ADD6459C0}">
-  <ds:schemaRefs>
-    <ds:schemaRef ds:uri="http://schemas.openxmlformats.org/officeDocument/2006/bibliography"/>
-  </ds:schemaRefs>
-</ds:datastoreItem>
 </file>